--- a/Science_Teesside/Teaching_Packs/BUILD/lessons/W6A/BUILD_Science_Autumn1_W6A_Balanced_Plate_Teacher.docx
+++ b/Science_Teesside/Teaching_Packs/BUILD/lessons/W6A/BUILD_Science_Autumn1_W6A_Balanced_Plate_Teacher.docx
@@ -5,8 +5,15 @@
     <w:p>
       <w:pPr>
         <w:pStyle w:val="Kicker"/>
+        <w:pBdr>
+          <w:left w:val="single" w:sz="20" w:color="28685E" w:space="7"/>
+        </w:pBdr>
+        <w:ind w:left="140"/>
       </w:pPr>
       <w:r>
+        <w:rPr>
+          <w:rFonts w:ascii="Arial" w:hAnsi="Arial"/>
+        </w:rPr>
         <w:t>TEACHER GUIDANCE / ANSWERS SEPARATE</w:t>
       </w:r>
     </w:p>
@@ -15,6 +22,12 @@
         <w:pStyle w:val="Title"/>
       </w:pPr>
       <w:r>
+        <w:rPr>
+          <w:rFonts w:ascii="Arial" w:hAnsi="Arial"/>
+          <w:b/>
+          <w:color w:val="152B3A"/>
+          <w:sz w:val="48"/>
+        </w:rPr>
         <w:t>Building a balanced plate</w:t>
       </w:r>
     </w:p>
@@ -23,40 +36,69 @@
         <w:pStyle w:val="Subtitle"/>
       </w:pPr>
       <w:r>
+        <w:rPr>
+          <w:rFonts w:ascii="Arial" w:hAnsi="Arial"/>
+          <w:i w:val="0"/>
+          <w:sz w:val="22"/>
+        </w:rPr>
         <w:t>Autumn 1 · Week 6 · Lesson A · 40 minutes</w:t>
       </w:r>
     </w:p>
     <w:p>
       <w:pPr>
         <w:pStyle w:val="Heading1"/>
+        <w:pBdr>
+          <w:bottom w:val="single" w:sz="6" w:color="DCE7DD" w:space="4"/>
+        </w:pBdr>
       </w:pPr>
       <w:r>
+        <w:rPr>
+          <w:rFonts w:ascii="Arial" w:hAnsi="Arial"/>
+        </w:rPr>
         <w:t>Learning objective</w:t>
       </w:r>
     </w:p>
     <w:p>
       <w:r>
+        <w:rPr>
+          <w:rFonts w:ascii="Arial" w:hAnsi="Arial"/>
+        </w:rPr>
         <w:t>Classify example foods into broad Eatwell groups and explain that balance concerns a range of foods over a day or week, not exact personal portions.</w:t>
       </w:r>
     </w:p>
     <w:p>
       <w:pPr>
         <w:pStyle w:val="Heading1"/>
+        <w:pBdr>
+          <w:bottom w:val="single" w:sz="6" w:color="DCE7DD" w:space="4"/>
+        </w:pBdr>
       </w:pPr>
       <w:r>
+        <w:rPr>
+          <w:rFonts w:ascii="Arial" w:hAnsi="Arial"/>
+        </w:rPr>
         <w:t>Evidence to look for</w:t>
       </w:r>
     </w:p>
     <w:p>
       <w:r>
+        <w:rPr>
+          <w:rFonts w:ascii="Arial" w:hAnsi="Arial"/>
+        </w:rPr>
         <w:t>Record the pupil decision or explanation and the support used. Accept pointing, signing, adult scribing or directing the model. A photograph alone does not establish understanding; no photography or public sharing is required.</w:t>
       </w:r>
     </w:p>
     <w:p>
       <w:pPr>
         <w:pStyle w:val="Heading1"/>
+        <w:pBdr>
+          <w:bottom w:val="single" w:sz="6" w:color="DCE7DD" w:space="4"/>
+        </w:pBdr>
       </w:pPr>
       <w:r>
+        <w:rPr>
+          <w:rFonts w:ascii="Arial" w:hAnsi="Arial"/>
+        </w:rPr>
         <w:t>Source lesson timing</w:t>
       </w:r>
     </w:p>
@@ -68,18 +110,18 @@
         <w:tblW w:w="9866" w:type="dxa"/>
         <w:tblInd w:w="120" w:type="dxa"/>
         <w:tblCellMar>
-          <w:top w:w="100" w:type="dxa"/>
-          <w:left w:w="100" w:type="dxa"/>
-          <w:bottom w:w="100" w:type="dxa"/>
-          <w:right w:w="100" w:type="dxa"/>
+          <w:top w:w="95" w:type="dxa"/>
+          <w:left w:w="120" w:type="dxa"/>
+          <w:bottom w:w="95" w:type="dxa"/>
+          <w:right w:w="120" w:type="dxa"/>
         </w:tblCellMar>
         <w:tblBorders>
-          <w:top w:val="single" w:sz="4" w:color="ACBBB7"/>
-          <w:left w:val="single" w:sz="4" w:color="ACBBB7"/>
-          <w:bottom w:val="single" w:sz="4" w:color="ACBBB7"/>
-          <w:right w:val="single" w:sz="4" w:color="ACBBB7"/>
-          <w:insideH w:val="single" w:sz="4" w:color="ACBBB7"/>
-          <w:insideV w:val="single" w:sz="4" w:color="ACBBB7"/>
+          <w:top w:val="single" w:sz="4" w:color="9DB9AC"/>
+          <w:left w:val="single" w:sz="4" w:color="9DB9AC"/>
+          <w:bottom w:val="single" w:sz="4" w:color="9DB9AC"/>
+          <w:right w:val="single" w:sz="4" w:color="9DB9AC"/>
+          <w:insideH w:val="single" w:sz="4" w:color="9DB9AC"/>
+          <w:insideV w:val="single" w:sz="4" w:color="9DB9AC"/>
         </w:tblBorders>
       </w:tblPr>
       <w:tblGrid>
@@ -96,16 +138,17 @@
           <w:tcPr>
             <w:vAlign w:val="center"/>
             <w:tcW w:w="2466" w:type="dxa"/>
-            <w:shd w:fill="F7F4EC"/>
+            <w:shd w:fill="28685E" w:val="clear"/>
           </w:tcPr>
           <w:p>
             <w:pPr>
-              <w:spacing w:after="20" w:before="20"/>
+              <w:spacing w:after="20" w:before="20" w:line="250" w:lineRule="auto"/>
             </w:pPr>
             <w:r>
               <w:rPr>
+                <w:rFonts w:ascii="Arial" w:hAnsi="Arial"/>
                 <w:b/>
-                <w:color w:val="173348"/>
+                <w:color w:val="FFFFFF"/>
                 <w:sz w:val="21"/>
               </w:rPr>
               <w:t>Elapsed minutes</w:t>
@@ -116,16 +159,17 @@
           <w:tcPr>
             <w:vAlign w:val="center"/>
             <w:tcW w:w="5919" w:type="dxa"/>
-            <w:shd w:fill="F7F4EC"/>
+            <w:shd w:fill="28685E" w:val="clear"/>
           </w:tcPr>
           <w:p>
             <w:pPr>
-              <w:spacing w:after="20" w:before="20"/>
+              <w:spacing w:after="20" w:before="20" w:line="250" w:lineRule="auto"/>
             </w:pPr>
             <w:r>
               <w:rPr>
+                <w:rFonts w:ascii="Arial" w:hAnsi="Arial"/>
                 <w:b/>
-                <w:color w:val="173348"/>
+                <w:color w:val="FFFFFF"/>
                 <w:sz w:val="21"/>
               </w:rPr>
               <w:t>Source stage</w:t>
@@ -136,16 +180,17 @@
           <w:tcPr>
             <w:vAlign w:val="center"/>
             <w:tcW w:w="1481" w:type="dxa"/>
-            <w:shd w:fill="F7F4EC"/>
+            <w:shd w:fill="28685E" w:val="clear"/>
           </w:tcPr>
           <w:p>
             <w:pPr>
-              <w:spacing w:after="20" w:before="20"/>
+              <w:spacing w:after="20" w:before="20" w:line="250" w:lineRule="auto"/>
             </w:pPr>
             <w:r>
               <w:rPr>
+                <w:rFonts w:ascii="Arial" w:hAnsi="Arial"/>
                 <w:b/>
-                <w:color w:val="173348"/>
+                <w:color w:val="FFFFFF"/>
                 <w:sz w:val="21"/>
               </w:rPr>
               <w:t>Minutes</w:t>
@@ -161,13 +206,16 @@
           <w:tcPr>
             <w:vAlign w:val="center"/>
             <w:tcW w:w="2466" w:type="dxa"/>
+            <w:shd w:fill="F1F5F0" w:val="clear"/>
           </w:tcPr>
           <w:p>
             <w:pPr>
-              <w:spacing w:after="20" w:before="20"/>
+              <w:spacing w:after="20" w:before="20" w:line="250" w:lineRule="auto"/>
             </w:pPr>
             <w:r>
               <w:rPr>
+                <w:rFonts w:ascii="Arial" w:hAnsi="Arial"/>
+                <w:color w:val="152B3A"/>
                 <w:sz w:val="21"/>
               </w:rPr>
               <w:t>0–1</w:t>
@@ -178,13 +226,16 @@
           <w:tcPr>
             <w:vAlign w:val="center"/>
             <w:tcW w:w="5919" w:type="dxa"/>
+            <w:shd w:fill="F1F5F0" w:val="clear"/>
           </w:tcPr>
           <w:p>
             <w:pPr>
-              <w:spacing w:after="20" w:before="20"/>
+              <w:spacing w:after="20" w:before="20" w:line="250" w:lineRule="auto"/>
             </w:pPr>
             <w:r>
               <w:rPr>
+                <w:rFonts w:ascii="Arial" w:hAnsi="Arial"/>
+                <w:color w:val="152B3A"/>
                 <w:sz w:val="21"/>
               </w:rPr>
               <w:t>Overview</w:t>
@@ -195,13 +246,16 @@
           <w:tcPr>
             <w:vAlign w:val="center"/>
             <w:tcW w:w="1481" w:type="dxa"/>
+            <w:shd w:fill="F1F5F0" w:val="clear"/>
           </w:tcPr>
           <w:p>
             <w:pPr>
-              <w:spacing w:after="20" w:before="20"/>
+              <w:spacing w:after="20" w:before="20" w:line="250" w:lineRule="auto"/>
             </w:pPr>
             <w:r>
               <w:rPr>
+                <w:rFonts w:ascii="Arial" w:hAnsi="Arial"/>
+                <w:color w:val="152B3A"/>
                 <w:sz w:val="21"/>
               </w:rPr>
               <w:t>1</w:t>
@@ -217,13 +271,16 @@
           <w:tcPr>
             <w:vAlign w:val="center"/>
             <w:tcW w:w="2466" w:type="dxa"/>
+            <w:shd w:fill="FFFFFF" w:val="clear"/>
           </w:tcPr>
           <w:p>
             <w:pPr>
-              <w:spacing w:after="20" w:before="20"/>
+              <w:spacing w:after="20" w:before="20" w:line="250" w:lineRule="auto"/>
             </w:pPr>
             <w:r>
               <w:rPr>
+                <w:rFonts w:ascii="Arial" w:hAnsi="Arial"/>
+                <w:color w:val="152B3A"/>
                 <w:sz w:val="21"/>
               </w:rPr>
               <w:t>1–5</w:t>
@@ -234,13 +291,16 @@
           <w:tcPr>
             <w:vAlign w:val="center"/>
             <w:tcW w:w="5919" w:type="dxa"/>
+            <w:shd w:fill="FFFFFF" w:val="clear"/>
           </w:tcPr>
           <w:p>
             <w:pPr>
-              <w:spacing w:after="20" w:before="20"/>
+              <w:spacing w:after="20" w:before="20" w:line="250" w:lineRule="auto"/>
             </w:pPr>
             <w:r>
               <w:rPr>
+                <w:rFonts w:ascii="Arial" w:hAnsi="Arial"/>
+                <w:color w:val="152B3A"/>
                 <w:sz w:val="21"/>
               </w:rPr>
               <w:t>Arrival Task</w:t>
@@ -251,13 +311,16 @@
           <w:tcPr>
             <w:vAlign w:val="center"/>
             <w:tcW w:w="1481" w:type="dxa"/>
+            <w:shd w:fill="FFFFFF" w:val="clear"/>
           </w:tcPr>
           <w:p>
             <w:pPr>
-              <w:spacing w:after="20" w:before="20"/>
+              <w:spacing w:after="20" w:before="20" w:line="250" w:lineRule="auto"/>
             </w:pPr>
             <w:r>
               <w:rPr>
+                <w:rFonts w:ascii="Arial" w:hAnsi="Arial"/>
+                <w:color w:val="152B3A"/>
                 <w:sz w:val="21"/>
               </w:rPr>
               <w:t>4</w:t>
@@ -273,13 +336,16 @@
           <w:tcPr>
             <w:vAlign w:val="center"/>
             <w:tcW w:w="2466" w:type="dxa"/>
+            <w:shd w:fill="F1F5F0" w:val="clear"/>
           </w:tcPr>
           <w:p>
             <w:pPr>
-              <w:spacing w:after="20" w:before="20"/>
+              <w:spacing w:after="20" w:before="20" w:line="250" w:lineRule="auto"/>
             </w:pPr>
             <w:r>
               <w:rPr>
+                <w:rFonts w:ascii="Arial" w:hAnsi="Arial"/>
+                <w:color w:val="152B3A"/>
                 <w:sz w:val="21"/>
               </w:rPr>
               <w:t>5–7</w:t>
@@ -290,13 +356,16 @@
           <w:tcPr>
             <w:vAlign w:val="center"/>
             <w:tcW w:w="5919" w:type="dxa"/>
+            <w:shd w:fill="F1F5F0" w:val="clear"/>
           </w:tcPr>
           <w:p>
             <w:pPr>
-              <w:spacing w:after="20" w:before="20"/>
+              <w:spacing w:after="20" w:before="20" w:line="250" w:lineRule="auto"/>
             </w:pPr>
             <w:r>
               <w:rPr>
+                <w:rFonts w:ascii="Arial" w:hAnsi="Arial"/>
+                <w:color w:val="152B3A"/>
                 <w:sz w:val="21"/>
               </w:rPr>
               <w:t>Today at a Glance</w:t>
@@ -307,13 +376,16 @@
           <w:tcPr>
             <w:vAlign w:val="center"/>
             <w:tcW w:w="1481" w:type="dxa"/>
+            <w:shd w:fill="F1F5F0" w:val="clear"/>
           </w:tcPr>
           <w:p>
             <w:pPr>
-              <w:spacing w:after="20" w:before="20"/>
+              <w:spacing w:after="20" w:before="20" w:line="250" w:lineRule="auto"/>
             </w:pPr>
             <w:r>
               <w:rPr>
+                <w:rFonts w:ascii="Arial" w:hAnsi="Arial"/>
+                <w:color w:val="152B3A"/>
                 <w:sz w:val="21"/>
               </w:rPr>
               <w:t>2</w:t>
@@ -329,13 +401,16 @@
           <w:tcPr>
             <w:vAlign w:val="center"/>
             <w:tcW w:w="2466" w:type="dxa"/>
+            <w:shd w:fill="FFFFFF" w:val="clear"/>
           </w:tcPr>
           <w:p>
             <w:pPr>
-              <w:spacing w:after="20" w:before="20"/>
+              <w:spacing w:after="20" w:before="20" w:line="250" w:lineRule="auto"/>
             </w:pPr>
             <w:r>
               <w:rPr>
+                <w:rFonts w:ascii="Arial" w:hAnsi="Arial"/>
+                <w:color w:val="152B3A"/>
                 <w:sz w:val="21"/>
               </w:rPr>
               <w:t>7–12</w:t>
@@ -346,13 +421,16 @@
           <w:tcPr>
             <w:vAlign w:val="center"/>
             <w:tcW w:w="5919" w:type="dxa"/>
+            <w:shd w:fill="FFFFFF" w:val="clear"/>
           </w:tcPr>
           <w:p>
             <w:pPr>
-              <w:spacing w:after="20" w:before="20"/>
+              <w:spacing w:after="20" w:before="20" w:line="250" w:lineRule="auto"/>
             </w:pPr>
             <w:r>
               <w:rPr>
+                <w:rFonts w:ascii="Arial" w:hAnsi="Arial"/>
+                <w:color w:val="152B3A"/>
                 <w:sz w:val="21"/>
               </w:rPr>
               <w:t>I Do 1</w:t>
@@ -363,13 +441,16 @@
           <w:tcPr>
             <w:vAlign w:val="center"/>
             <w:tcW w:w="1481" w:type="dxa"/>
+            <w:shd w:fill="FFFFFF" w:val="clear"/>
           </w:tcPr>
           <w:p>
             <w:pPr>
-              <w:spacing w:after="20" w:before="20"/>
+              <w:spacing w:after="20" w:before="20" w:line="250" w:lineRule="auto"/>
             </w:pPr>
             <w:r>
               <w:rPr>
+                <w:rFonts w:ascii="Arial" w:hAnsi="Arial"/>
+                <w:color w:val="152B3A"/>
                 <w:sz w:val="21"/>
               </w:rPr>
               <w:t>5</w:t>
@@ -385,13 +466,16 @@
           <w:tcPr>
             <w:vAlign w:val="center"/>
             <w:tcW w:w="2466" w:type="dxa"/>
+            <w:shd w:fill="F1F5F0" w:val="clear"/>
           </w:tcPr>
           <w:p>
             <w:pPr>
-              <w:spacing w:after="20" w:before="20"/>
+              <w:spacing w:after="20" w:before="20" w:line="250" w:lineRule="auto"/>
             </w:pPr>
             <w:r>
               <w:rPr>
+                <w:rFonts w:ascii="Arial" w:hAnsi="Arial"/>
+                <w:color w:val="152B3A"/>
                 <w:sz w:val="21"/>
               </w:rPr>
               <w:t>12–16</w:t>
@@ -402,13 +486,16 @@
           <w:tcPr>
             <w:vAlign w:val="center"/>
             <w:tcW w:w="5919" w:type="dxa"/>
+            <w:shd w:fill="F1F5F0" w:val="clear"/>
           </w:tcPr>
           <w:p>
             <w:pPr>
-              <w:spacing w:after="20" w:before="20"/>
+              <w:spacing w:after="20" w:before="20" w:line="250" w:lineRule="auto"/>
             </w:pPr>
             <w:r>
               <w:rPr>
+                <w:rFonts w:ascii="Arial" w:hAnsi="Arial"/>
+                <w:color w:val="152B3A"/>
                 <w:sz w:val="21"/>
               </w:rPr>
               <w:t>I Do 1b</w:t>
@@ -419,13 +506,16 @@
           <w:tcPr>
             <w:vAlign w:val="center"/>
             <w:tcW w:w="1481" w:type="dxa"/>
+            <w:shd w:fill="F1F5F0" w:val="clear"/>
           </w:tcPr>
           <w:p>
             <w:pPr>
-              <w:spacing w:after="20" w:before="20"/>
+              <w:spacing w:after="20" w:before="20" w:line="250" w:lineRule="auto"/>
             </w:pPr>
             <w:r>
               <w:rPr>
+                <w:rFonts w:ascii="Arial" w:hAnsi="Arial"/>
+                <w:color w:val="152B3A"/>
                 <w:sz w:val="21"/>
               </w:rPr>
               <w:t>4</w:t>
@@ -441,13 +531,16 @@
           <w:tcPr>
             <w:vAlign w:val="center"/>
             <w:tcW w:w="2466" w:type="dxa"/>
+            <w:shd w:fill="FFFFFF" w:val="clear"/>
           </w:tcPr>
           <w:p>
             <w:pPr>
-              <w:spacing w:after="20" w:before="20"/>
+              <w:spacing w:after="20" w:before="20" w:line="250" w:lineRule="auto"/>
             </w:pPr>
             <w:r>
               <w:rPr>
+                <w:rFonts w:ascii="Arial" w:hAnsi="Arial"/>
+                <w:color w:val="152B3A"/>
                 <w:sz w:val="21"/>
               </w:rPr>
               <w:t>16–22</w:t>
@@ -458,13 +551,16 @@
           <w:tcPr>
             <w:vAlign w:val="center"/>
             <w:tcW w:w="5919" w:type="dxa"/>
+            <w:shd w:fill="FFFFFF" w:val="clear"/>
           </w:tcPr>
           <w:p>
             <w:pPr>
-              <w:spacing w:after="20" w:before="20"/>
+              <w:spacing w:after="20" w:before="20" w:line="250" w:lineRule="auto"/>
             </w:pPr>
             <w:r>
               <w:rPr>
+                <w:rFonts w:ascii="Arial" w:hAnsi="Arial"/>
+                <w:color w:val="152B3A"/>
                 <w:sz w:val="21"/>
               </w:rPr>
               <w:t>We Do 1</w:t>
@@ -475,13 +571,16 @@
           <w:tcPr>
             <w:vAlign w:val="center"/>
             <w:tcW w:w="1481" w:type="dxa"/>
+            <w:shd w:fill="FFFFFF" w:val="clear"/>
           </w:tcPr>
           <w:p>
             <w:pPr>
-              <w:spacing w:after="20" w:before="20"/>
+              <w:spacing w:after="20" w:before="20" w:line="250" w:lineRule="auto"/>
             </w:pPr>
             <w:r>
               <w:rPr>
+                <w:rFonts w:ascii="Arial" w:hAnsi="Arial"/>
+                <w:color w:val="152B3A"/>
                 <w:sz w:val="21"/>
               </w:rPr>
               <w:t>6</w:t>
@@ -497,13 +596,16 @@
           <w:tcPr>
             <w:vAlign w:val="center"/>
             <w:tcW w:w="2466" w:type="dxa"/>
+            <w:shd w:fill="F1F5F0" w:val="clear"/>
           </w:tcPr>
           <w:p>
             <w:pPr>
-              <w:spacing w:after="20" w:before="20"/>
+              <w:spacing w:after="20" w:before="20" w:line="250" w:lineRule="auto"/>
             </w:pPr>
             <w:r>
               <w:rPr>
+                <w:rFonts w:ascii="Arial" w:hAnsi="Arial"/>
+                <w:color w:val="152B3A"/>
                 <w:sz w:val="21"/>
               </w:rPr>
               <w:t>22–26</w:t>
@@ -514,13 +616,16 @@
           <w:tcPr>
             <w:vAlign w:val="center"/>
             <w:tcW w:w="5919" w:type="dxa"/>
+            <w:shd w:fill="F1F5F0" w:val="clear"/>
           </w:tcPr>
           <w:p>
             <w:pPr>
-              <w:spacing w:after="20" w:before="20"/>
+              <w:spacing w:after="20" w:before="20" w:line="250" w:lineRule="auto"/>
             </w:pPr>
             <w:r>
               <w:rPr>
+                <w:rFonts w:ascii="Arial" w:hAnsi="Arial"/>
+                <w:color w:val="152B3A"/>
                 <w:sz w:val="21"/>
               </w:rPr>
               <w:t>We Do 1b</w:t>
@@ -531,13 +636,16 @@
           <w:tcPr>
             <w:vAlign w:val="center"/>
             <w:tcW w:w="1481" w:type="dxa"/>
+            <w:shd w:fill="F1F5F0" w:val="clear"/>
           </w:tcPr>
           <w:p>
             <w:pPr>
-              <w:spacing w:after="20" w:before="20"/>
+              <w:spacing w:after="20" w:before="20" w:line="250" w:lineRule="auto"/>
             </w:pPr>
             <w:r>
               <w:rPr>
+                <w:rFonts w:ascii="Arial" w:hAnsi="Arial"/>
+                <w:color w:val="152B3A"/>
                 <w:sz w:val="21"/>
               </w:rPr>
               <w:t>4</w:t>
@@ -553,13 +661,16 @@
           <w:tcPr>
             <w:vAlign w:val="center"/>
             <w:tcW w:w="2466" w:type="dxa"/>
+            <w:shd w:fill="FFFFFF" w:val="clear"/>
           </w:tcPr>
           <w:p>
             <w:pPr>
-              <w:spacing w:after="20" w:before="20"/>
+              <w:spacing w:after="20" w:before="20" w:line="250" w:lineRule="auto"/>
             </w:pPr>
             <w:r>
               <w:rPr>
+                <w:rFonts w:ascii="Arial" w:hAnsi="Arial"/>
+                <w:color w:val="152B3A"/>
                 <w:sz w:val="21"/>
               </w:rPr>
               <w:t>26–30</w:t>
@@ -570,13 +681,16 @@
           <w:tcPr>
             <w:vAlign w:val="center"/>
             <w:tcW w:w="5919" w:type="dxa"/>
+            <w:shd w:fill="FFFFFF" w:val="clear"/>
           </w:tcPr>
           <w:p>
             <w:pPr>
-              <w:spacing w:after="20" w:before="20"/>
+              <w:spacing w:after="20" w:before="20" w:line="250" w:lineRule="auto"/>
             </w:pPr>
             <w:r>
               <w:rPr>
+                <w:rFonts w:ascii="Arial" w:hAnsi="Arial"/>
+                <w:color w:val="152B3A"/>
                 <w:sz w:val="21"/>
               </w:rPr>
               <w:t>I Do 2</w:t>
@@ -587,13 +701,16 @@
           <w:tcPr>
             <w:vAlign w:val="center"/>
             <w:tcW w:w="1481" w:type="dxa"/>
+            <w:shd w:fill="FFFFFF" w:val="clear"/>
           </w:tcPr>
           <w:p>
             <w:pPr>
-              <w:spacing w:after="20" w:before="20"/>
+              <w:spacing w:after="20" w:before="20" w:line="250" w:lineRule="auto"/>
             </w:pPr>
             <w:r>
               <w:rPr>
+                <w:rFonts w:ascii="Arial" w:hAnsi="Arial"/>
+                <w:color w:val="152B3A"/>
                 <w:sz w:val="21"/>
               </w:rPr>
               <w:t>4</w:t>
@@ -609,13 +726,16 @@
           <w:tcPr>
             <w:vAlign w:val="center"/>
             <w:tcW w:w="2466" w:type="dxa"/>
+            <w:shd w:fill="F1F5F0" w:val="clear"/>
           </w:tcPr>
           <w:p>
             <w:pPr>
-              <w:spacing w:after="20" w:before="20"/>
+              <w:spacing w:after="20" w:before="20" w:line="250" w:lineRule="auto"/>
             </w:pPr>
             <w:r>
               <w:rPr>
+                <w:rFonts w:ascii="Arial" w:hAnsi="Arial"/>
+                <w:color w:val="152B3A"/>
                 <w:sz w:val="21"/>
               </w:rPr>
               <w:t>30–40</w:t>
@@ -626,13 +746,16 @@
           <w:tcPr>
             <w:vAlign w:val="center"/>
             <w:tcW w:w="5919" w:type="dxa"/>
+            <w:shd w:fill="F1F5F0" w:val="clear"/>
           </w:tcPr>
           <w:p>
             <w:pPr>
-              <w:spacing w:after="20" w:before="20"/>
+              <w:spacing w:after="20" w:before="20" w:line="250" w:lineRule="auto"/>
             </w:pPr>
             <w:r>
               <w:rPr>
+                <w:rFonts w:ascii="Arial" w:hAnsi="Arial"/>
+                <w:color w:val="152B3A"/>
                 <w:sz w:val="21"/>
               </w:rPr>
               <w:t>We Do 2</w:t>
@@ -643,13 +766,16 @@
           <w:tcPr>
             <w:vAlign w:val="center"/>
             <w:tcW w:w="1481" w:type="dxa"/>
+            <w:shd w:fill="F1F5F0" w:val="clear"/>
           </w:tcPr>
           <w:p>
             <w:pPr>
-              <w:spacing w:after="20" w:before="20"/>
+              <w:spacing w:after="20" w:before="20" w:line="250" w:lineRule="auto"/>
             </w:pPr>
             <w:r>
               <w:rPr>
+                <w:rFonts w:ascii="Arial" w:hAnsi="Arial"/>
+                <w:color w:val="152B3A"/>
                 <w:sz w:val="21"/>
               </w:rPr>
               <w:t>10</w:t>
@@ -663,14 +789,23 @@
         <w:pStyle w:val="Small"/>
       </w:pPr>
       <w:r>
+        <w:rPr>
+          <w:rFonts w:ascii="Arial" w:hAnsi="Arial"/>
+        </w:rPr>
         <w:t>Split slide times are added within their original source stages. Printed tasks and adaptations replace activity within these timings; they do not add extra lesson time.</w:t>
       </w:r>
     </w:p>
     <w:p>
       <w:pPr>
         <w:pStyle w:val="Heading1"/>
+        <w:pBdr>
+          <w:bottom w:val="single" w:sz="6" w:color="DCE7DD" w:space="4"/>
+        </w:pBdr>
       </w:pPr>
       <w:r>
+        <w:rPr>
+          <w:rFonts w:ascii="Arial" w:hAnsi="Arial"/>
+        </w:rPr>
         <w:t>Equipment and preparation</w:t>
       </w:r>
     </w:p>
@@ -682,6 +817,9 @@
         </w:numPr>
       </w:pPr>
       <w:r>
+        <w:rPr>
+          <w:rFonts w:ascii="Arial" w:hAnsi="Arial"/>
+        </w:rPr>
         <w:t>Original paper food/job cards and fictional case cards</w:t>
       </w:r>
     </w:p>
@@ -693,6 +831,9 @@
         </w:numPr>
       </w:pPr>
       <w:r>
+        <w:rPr>
+          <w:rFonts w:ascii="Arial" w:hAnsi="Arial"/>
+        </w:rPr>
         <w:t>Pupil record, pencil or adult scribe</w:t>
       </w:r>
     </w:p>
@@ -704,6 +845,9 @@
         </w:numPr>
       </w:pPr>
       <w:r>
+        <w:rPr>
+          <w:rFonts w:ascii="Arial" w:hAnsi="Arial"/>
+        </w:rPr>
         <w:t>Movable group labels; adult can read all cards aloud</w:t>
       </w:r>
     </w:p>
@@ -711,8 +855,15 @@
       <w:pPr>
         <w:pStyle w:val="Kicker"/>
         <w:pageBreakBefore/>
+        <w:pBdr>
+          <w:left w:val="single" w:sz="20" w:color="28685E" w:space="7"/>
+        </w:pBdr>
+        <w:ind w:left="140"/>
       </w:pPr>
       <w:r>
+        <w:rPr>
+          <w:rFonts w:ascii="Arial" w:hAnsi="Arial"/>
+        </w:rPr>
         <w:t>TEACHING SEQUENCE</w:t>
       </w:r>
     </w:p>
@@ -721,6 +872,12 @@
         <w:pStyle w:val="Title"/>
       </w:pPr>
       <w:r>
+        <w:rPr>
+          <w:rFonts w:ascii="Arial" w:hAnsi="Arial"/>
+          <w:b/>
+          <w:color w:val="152B3A"/>
+          <w:sz w:val="48"/>
+        </w:rPr>
         <w:t>Guide the lesson</w:t>
       </w:r>
     </w:p>
@@ -729,6 +886,11 @@
         <w:pStyle w:val="Subtitle"/>
       </w:pPr>
       <w:r>
+        <w:rPr>
+          <w:rFonts w:ascii="Arial" w:hAnsi="Arial"/>
+          <w:i w:val="0"/>
+          <w:sz w:val="22"/>
+        </w:rPr>
         <w:t>Use the source stage times; choose prompts appropriate to the pupil.</w:t>
       </w:r>
     </w:p>
@@ -738,11 +900,18 @@
         <w:keepNext/>
       </w:pPr>
       <w:r>
+        <w:rPr>
+          <w:rFonts w:ascii="Arial" w:hAnsi="Arial"/>
+          <w:color w:val="152B3A"/>
+        </w:rPr>
         <w:t>Slide 1: Building a balanced plate · 1 minute</w:t>
       </w:r>
     </w:p>
     <w:p>
       <w:r>
+        <w:rPr>
+          <w:rFonts w:ascii="Arial" w:hAnsi="Arial"/>
+        </w:rPr>
         <w:t>Monday P3, 11:00-11:40. This one-minute overview is included in the 40-minute lesson.</w:t>
       </w:r>
     </w:p>
@@ -752,11 +921,18 @@
         <w:keepNext/>
       </w:pPr>
       <w:r>
+        <w:rPr>
+          <w:rFonts w:ascii="Arial" w:hAnsi="Arial"/>
+          <w:color w:val="152B3A"/>
+        </w:rPr>
         <w:t>Slide 2: Retrieve a food-job idea · 4 minutes</w:t>
       </w:r>
     </w:p>
     <w:p>
       <w:r>
+        <w:rPr>
+          <w:rFonts w:ascii="Arial" w:hAnsi="Arial"/>
+        </w:rPr>
         <w:t>No pupil meal or diet disclosure. Supported points to a food label; standard names a job; stretch recognises overlap. Explain that this model is about broad groups, not judging any individual’s food.</w:t>
       </w:r>
     </w:p>
@@ -766,11 +942,18 @@
         <w:keepNext/>
       </w:pPr>
       <w:r>
+        <w:rPr>
+          <w:rFonts w:ascii="Arial" w:hAnsi="Arial"/>
+          <w:color w:val="152B3A"/>
+        </w:rPr>
         <w:t>Slide 3: Three things we will do · 2 minutes</w:t>
       </w:r>
     </w:p>
     <w:p>
       <w:r>
+        <w:rPr>
+          <w:rFonts w:ascii="Arial" w:hAnsi="Arial"/>
+        </w:rPr>
         <w:t>Prepare eight source cards: rice, bread, carrot, apple, chicken, beans, milk, fortified soya alternative. The source model also names oils/spreads as a small group; do not imply the eight-card set itself shows every food needed.</w:t>
       </w:r>
     </w:p>
@@ -780,11 +963,18 @@
         <w:keepNext/>
       </w:pPr>
       <w:r>
+        <w:rPr>
+          <w:rFonts w:ascii="Arial" w:hAnsi="Arial"/>
+          <w:color w:val="152B3A"/>
+        </w:rPr>
         <w:t>Slide 4: Five broad food groups · 5 minutes</w:t>
       </w:r>
     </w:p>
     <w:p>
       <w:r>
+        <w:rPr>
+          <w:rFonts w:ascii="Arial" w:hAnsi="Arial"/>
+        </w:rPr>
         <w:t>Name full protein group orally: beans, pulses, fish, eggs, meat and other protein. These are broad Eatwell groups; fats/sugars is not substituted as a fifth group. Oils/spreads form a small group in the guide. No exact area proportions or personal portion targets inferred from this text model.</w:t>
       </w:r>
     </w:p>
@@ -794,11 +984,18 @@
         <w:keepNext/>
       </w:pPr>
       <w:r>
+        <w:rPr>
+          <w:rFonts w:ascii="Arial" w:hAnsi="Arial"/>
+          <w:color w:val="152B3A"/>
+        </w:rPr>
         <w:t>Slide 5: Place one food, explain its group · 4 minutes</w:t>
       </w:r>
     </w:p>
     <w:p>
       <w:r>
+        <w:rPr>
+          <w:rFonts w:ascii="Arial" w:hAnsi="Arial"/>
+        </w:rPr>
         <w:t>Model evidence rather than preference. Potato is classed with starchy foods in Eatwell grouping, although botanically a plant food. A mixed dish may contain several groups; not every food has one exclusive nutrient role.</w:t>
       </w:r>
     </w:p>
@@ -808,11 +1005,18 @@
         <w:keepNext/>
       </w:pPr>
       <w:r>
+        <w:rPr>
+          <w:rFonts w:ascii="Arial" w:hAnsi="Arial"/>
+          <w:color w:val="152B3A"/>
+        </w:rPr>
         <w:t>Slide 6: Where do these four cards go? · 3 minutes</w:t>
       </w:r>
     </w:p>
     <w:p>
       <w:r>
+        <w:rPr>
+          <w:rFonts w:ascii="Arial" w:hAnsi="Arial"/>
+        </w:rPr>
         <w:t>Collect choices before explanation. Rice/bread = starchy foods. Carrot/apple = fruit and vegetables. Pupil may point to the groups; colour is supplementary, words stay visible.</w:t>
       </w:r>
     </w:p>
@@ -820,8 +1024,15 @@
       <w:pPr>
         <w:pStyle w:val="Kicker"/>
         <w:pageBreakBefore/>
+        <w:pBdr>
+          <w:left w:val="single" w:sz="20" w:color="28685E" w:space="7"/>
+        </w:pBdr>
+        <w:ind w:left="140"/>
       </w:pPr>
       <w:r>
+        <w:rPr>
+          <w:rFonts w:ascii="Arial" w:hAnsi="Arial"/>
+        </w:rPr>
         <w:t>TEACHING SEQUENCE / CONTINUED</w:t>
       </w:r>
     </w:p>
@@ -830,6 +1041,12 @@
         <w:pStyle w:val="Title"/>
       </w:pPr>
       <w:r>
+        <w:rPr>
+          <w:rFonts w:ascii="Arial" w:hAnsi="Arial"/>
+          <w:b/>
+          <w:color w:val="152B3A"/>
+          <w:sz w:val="48"/>
+        </w:rPr>
         <w:t>Guide the lesson - continued</w:t>
       </w:r>
     </w:p>
@@ -838,6 +1055,11 @@
         <w:pStyle w:val="Subtitle"/>
       </w:pPr>
       <w:r>
+        <w:rPr>
+          <w:rFonts w:ascii="Arial" w:hAnsi="Arial"/>
+          <w:i w:val="0"/>
+          <w:sz w:val="22"/>
+        </w:rPr>
         <w:t>Keep the source stage times; pause and check understanding as needed.</w:t>
       </w:r>
     </w:p>
@@ -847,11 +1069,18 @@
         <w:keepNext/>
       </w:pPr>
       <w:r>
+        <w:rPr>
+          <w:rFonts w:ascii="Arial" w:hAnsi="Arial"/>
+          <w:color w:val="152B3A"/>
+        </w:rPr>
         <w:t>Slide 7: Now place the other four cards · 3 minutes</w:t>
       </w:r>
     </w:p>
     <w:p>
       <w:r>
+        <w:rPr>
+          <w:rFonts w:ascii="Arial" w:hAnsi="Arial"/>
+        </w:rPr>
         <w:t>Chicken/beans = broad protein group. Milk/fortified soya alternative = dairy and alternatives. “Alternative” does not mean identical nutrient profile; chosen example is fortified soya. Check package evidence in real life, but use only paper cards here.</w:t>
       </w:r>
     </w:p>
@@ -861,11 +1090,18 @@
         <w:keepNext/>
       </w:pPr>
       <w:r>
+        <w:rPr>
+          <w:rFonts w:ascii="Arial" w:hAnsi="Arial"/>
+          <w:color w:val="152B3A"/>
+        </w:rPr>
         <w:t>Slide 8: What does balance mean? · 4 minutes</w:t>
       </w:r>
     </w:p>
     <w:p>
       <w:r>
+        <w:rPr>
+          <w:rFonts w:ascii="Arial" w:hAnsi="Arial"/>
+        </w:rPr>
         <w:t>Ask which two groups are the largest in the Eatwell model: fruit/vegetables and starchy foods. State oils/spreads is small. The eight source cards omit an oil example; this is a limitation of a simplified activity, not a ban. Teacher may name olive oil as a reference example without requiring extra food.</w:t>
       </w:r>
     </w:p>
@@ -875,11 +1111,18 @@
         <w:keepNext/>
       </w:pPr>
       <w:r>
+        <w:rPr>
+          <w:rFonts w:ascii="Arial" w:hAnsi="Arial"/>
+          <w:color w:val="152B3A"/>
+        </w:rPr>
         <w:t>Slide 9: Explain it without a vague label · 4 minutes</w:t>
       </w:r>
     </w:p>
     <w:p>
       <w:r>
+        <w:rPr>
+          <w:rFonts w:ascii="Arial" w:hAnsi="Arial"/>
+        </w:rPr>
         <w:t>The word healthy alone is not the scientific explanation. Model a specific explanation with variety, groups and time. Avoid “bad food”, banned food, weight or calorie discussion. Teacher follow individual support plan outside this lesson.</w:t>
       </w:r>
     </w:p>
@@ -889,11 +1132,18 @@
         <w:keepNext/>
       </w:pPr>
       <w:r>
+        <w:rPr>
+          <w:rFonts w:ascii="Arial" w:hAnsi="Arial"/>
+          <w:color w:val="152B3A"/>
+        </w:rPr>
         <w:t>Slide 10: Which claims need improving? · 5 minutes</w:t>
       </w:r>
     </w:p>
     <w:p>
       <w:r>
+        <w:rPr>
+          <w:rFonts w:ascii="Arial" w:hAnsi="Arial"/>
+        </w:rPr>
         <w:t>First claim fits broad concept; only one group is insufficient to represent balance; banned claim false. Foods high in fat/salt/sugar can be included less often/in smaller amounts in official general guide, but no individual targets or moral labels. Source false claim “chips are a bad food” is challenged rather than endorsed.</w:t>
       </w:r>
     </w:p>
@@ -903,11 +1153,18 @@
         <w:keepNext/>
       </w:pPr>
       <w:r>
+        <w:rPr>
+          <w:rFonts w:ascii="Arial" w:hAnsi="Arial"/>
+          <w:color w:val="152B3A"/>
+        </w:rPr>
         <w:t>Slide 11: Swap within a group and save · 5 minutes</w:t>
       </w:r>
     </w:p>
     <w:p>
       <w:r>
+        <w:rPr>
+          <w:rFonts w:ascii="Arial" w:hAnsi="Arial"/>
+        </w:rPr>
         <w:t>Five minutes completes source ten-minute stage. Swaps preserve broad group, not exact nutrient equivalence or portion. Each learner can point, sign or direct. A mixed-food example can be unpacked if offered; no personal eating disclosures.</w:t>
       </w:r>
     </w:p>
@@ -915,8 +1172,15 @@
       <w:pPr>
         <w:pStyle w:val="Kicker"/>
         <w:pageBreakBefore/>
+        <w:pBdr>
+          <w:left w:val="single" w:sz="20" w:color="28685E" w:space="7"/>
+        </w:pBdr>
+        <w:ind w:left="140"/>
       </w:pPr>
       <w:r>
+        <w:rPr>
+          <w:rFonts w:ascii="Arial" w:hAnsi="Arial"/>
+        </w:rPr>
         <w:t>TEACHER ANSWERS</w:t>
       </w:r>
     </w:p>
@@ -925,6 +1189,12 @@
         <w:pStyle w:val="Title"/>
       </w:pPr>
       <w:r>
+        <w:rPr>
+          <w:rFonts w:ascii="Arial" w:hAnsi="Arial"/>
+          <w:b/>
+          <w:color w:val="152B3A"/>
+          <w:sz w:val="48"/>
+        </w:rPr>
         <w:t>Worked answers and expected evidence</w:t>
       </w:r>
     </w:p>
@@ -933,6 +1203,11 @@
         <w:pStyle w:val="Subtitle"/>
       </w:pPr>
       <w:r>
+        <w:rPr>
+          <w:rFonts w:ascii="Arial" w:hAnsi="Arial"/>
+          <w:i w:val="0"/>
+          <w:sz w:val="22"/>
+        </w:rPr>
         <w:t>Use after an attempt. Accept equivalent correct explanations; record support given.</w:t>
       </w:r>
     </w:p>
@@ -941,11 +1216,18 @@
         <w:pStyle w:val="Heading2"/>
       </w:pPr>
       <w:r>
+        <w:rPr>
+          <w:rFonts w:ascii="Arial" w:hAnsi="Arial"/>
+          <w:color w:val="152B3A"/>
+        </w:rPr>
         <w:t>1. The five-group reference</w:t>
       </w:r>
     </w:p>
     <w:p>
       <w:r>
+        <w:rPr>
+          <w:rFonts w:ascii="Arial" w:hAnsi="Arial"/>
+        </w:rPr>
         <w:t>Five broad groups follow accepted website/NHS Eatwell approach. Oils/spreads is small; foods high fat/salt/sugar are outside the main guide rather than a required sixth group. No exact quantities assessed.</w:t>
       </w:r>
     </w:p>
@@ -954,11 +1236,18 @@
         <w:pStyle w:val="Heading2"/>
       </w:pPr>
       <w:r>
+        <w:rPr>
+          <w:rFonts w:ascii="Arial" w:hAnsi="Arial"/>
+          <w:color w:val="152B3A"/>
+        </w:rPr>
         <w:t>2. Sort the eight cards</w:t>
       </w:r>
     </w:p>
     <w:p>
       <w:r>
+        <w:rPr>
+          <w:rFonts w:ascii="Arial" w:hAnsi="Arial"/>
+        </w:rPr>
         <w:t>Rice/bread starchy foods; carrot/apple fruit/vegetables; chicken/beans protein-source group; milk/fortified soya alternative dairy/alternatives.</w:t>
       </w:r>
     </w:p>
@@ -967,11 +1256,18 @@
         <w:pStyle w:val="Heading2"/>
       </w:pPr>
       <w:r>
+        <w:rPr>
+          <w:rFonts w:ascii="Arial" w:hAnsi="Arial"/>
+          <w:color w:val="152B3A"/>
+        </w:rPr>
         <w:t>3. Check the claims</w:t>
       </w:r>
     </w:p>
     <w:p>
       <w:r>
+        <w:rPr>
+          <w:rFonts w:ascii="Arial" w:hAnsi="Arial"/>
+        </w:rPr>
         <w:t>All three need correction: balance considered over a day/week; range across groups supports needs; no moral bans. Explain general guidance without personal food judgement or exact portions.</w:t>
       </w:r>
     </w:p>
@@ -980,19 +1276,32 @@
         <w:pStyle w:val="Heading2"/>
       </w:pPr>
       <w:r>
+        <w:rPr>
+          <w:rFonts w:ascii="Arial" w:hAnsi="Arial"/>
+          <w:color w:val="152B3A"/>
+        </w:rPr>
         <w:t>4. A swap with a reason</w:t>
       </w:r>
     </w:p>
     <w:p>
       <w:r>
+        <w:rPr>
+          <w:rFonts w:ascii="Arial" w:hAnsi="Arial"/>
+        </w:rPr>
         <w:t>Broad group preserved for rice/bread or chicken/beans; same group does not imply identical nutrition/portion. Limits include exact portions, complete day/week intake, individual requirements and mixed dishes.</w:t>
       </w:r>
     </w:p>
     <w:p>
       <w:pPr>
         <w:pStyle w:val="Heading1"/>
+        <w:pBdr>
+          <w:bottom w:val="single" w:sz="6" w:color="DCE7DD" w:space="4"/>
+        </w:pBdr>
       </w:pPr>
       <w:r>
+        <w:rPr>
+          <w:rFonts w:ascii="Arial" w:hAnsi="Arial"/>
+        </w:rPr>
         <w:t>Misconceptions and corrections</w:t>
       </w:r>
     </w:p>
@@ -1004,6 +1313,9 @@
         </w:numPr>
       </w:pPr>
       <w:r>
+        <w:rPr>
+          <w:rFonts w:ascii="Arial" w:hAnsi="Arial"/>
+        </w:rPr>
         <w:t>A food-group plate prescribes exact portions for every pupil: this activity supplies none.</w:t>
       </w:r>
     </w:p>
@@ -1015,6 +1327,9 @@
         </w:numPr>
       </w:pPr>
       <w:r>
+        <w:rPr>
+          <w:rFonts w:ascii="Arial" w:hAnsi="Arial"/>
+        </w:rPr>
         <w:t>Every meal must copy the model: balance is considered over a day/week.</w:t>
       </w:r>
     </w:p>
@@ -1026,6 +1341,9 @@
         </w:numPr>
       </w:pPr>
       <w:r>
+        <w:rPr>
+          <w:rFonts w:ascii="Arial" w:hAnsi="Arial"/>
+        </w:rPr>
         <w:t>Protein means only meat: beans and other pulses are in that group too.</w:t>
       </w:r>
     </w:p>
@@ -1037,6 +1355,9 @@
         </w:numPr>
       </w:pPr>
       <w:r>
+        <w:rPr>
+          <w:rFonts w:ascii="Arial" w:hAnsi="Arial"/>
+        </w:rPr>
         <w:t>Sometimes foods are bad or banned: use neutral inclusive language.</w:t>
       </w:r>
     </w:p>
@@ -1044,32 +1365,59 @@
       <w:pPr>
         <w:pStyle w:val="Kicker"/>
         <w:pageBreakBefore/>
+        <w:pBdr>
+          <w:left w:val="single" w:sz="20" w:color="28685E" w:space="7"/>
+        </w:pBdr>
+        <w:ind w:left="140"/>
       </w:pPr>
       <w:r>
+        <w:rPr>
+          <w:rFonts w:ascii="Arial" w:hAnsi="Arial"/>
+        </w:rPr>
         <w:t>PREPARATION / ACCESS / SOURCE RECORD</w:t>
       </w:r>
     </w:p>
     <w:p>
       <w:pPr>
         <w:pStyle w:val="Title"/>
+        <w:spacing w:after="80" w:line="250" w:lineRule="auto"/>
       </w:pPr>
       <w:r>
+        <w:rPr>
+          <w:rFonts w:ascii="Arial" w:hAnsi="Arial"/>
+          <w:b/>
+          <w:color w:val="152B3A"/>
+          <w:sz w:val="48"/>
+        </w:rPr>
         <w:t>Teach safely; keep the evidence</w:t>
       </w:r>
     </w:p>
     <w:p>
       <w:pPr>
         <w:pStyle w:val="Subtitle"/>
+        <w:spacing w:after="80" w:line="250" w:lineRule="auto"/>
       </w:pPr>
       <w:r>
+        <w:rPr>
+          <w:rFonts w:ascii="Arial" w:hAnsi="Arial"/>
+          <w:i w:val="0"/>
+          <w:sz w:val="22"/>
+        </w:rPr>
         <w:t>The source record identifies this conversion; it is not a claim of publication.</w:t>
       </w:r>
     </w:p>
     <w:p>
       <w:pPr>
         <w:pStyle w:val="Heading1"/>
+        <w:pBdr>
+          <w:bottom w:val="single" w:sz="6" w:color="DCE7DD" w:space="4"/>
+        </w:pBdr>
+        <w:spacing w:after="80" w:line="250" w:lineRule="auto" w:before="140"/>
       </w:pPr>
       <w:r>
+        <w:rPr>
+          <w:rFonts w:ascii="Arial" w:hAnsi="Arial"/>
+        </w:rPr>
         <w:t>Safety</w:t>
       </w:r>
     </w:p>
@@ -1079,8 +1427,12 @@
           <w:ilvl w:val="0"/>
           <w:numId w:val="12"/>
         </w:numPr>
+        <w:spacing w:after="80" w:line="250" w:lineRule="auto"/>
       </w:pPr>
       <w:r>
+        <w:rPr>
+          <w:rFonts w:ascii="Arial" w:hAnsi="Arial"/>
+        </w:rPr>
         <w:t>Use paper cards and invented examples only; no tasting, feeding animals or handling real food.</w:t>
       </w:r>
     </w:p>
@@ -1090,8 +1442,12 @@
           <w:ilvl w:val="0"/>
           <w:numId w:val="12"/>
         </w:numPr>
+        <w:spacing w:after="80" w:line="250" w:lineRule="auto"/>
       </w:pPr>
       <w:r>
+        <w:rPr>
+          <w:rFonts w:ascii="Arial" w:hAnsi="Arial"/>
+        </w:rPr>
         <w:t>Do not ask about pupils’ weight, calories, personal meals or food available at home.</w:t>
       </w:r>
     </w:p>
@@ -1101,8 +1457,12 @@
           <w:ilvl w:val="0"/>
           <w:numId w:val="12"/>
         </w:numPr>
+        <w:spacing w:after="80" w:line="250" w:lineRule="auto"/>
       </w:pPr>
       <w:r>
+        <w:rPr>
+          <w:rFonts w:ascii="Arial" w:hAnsi="Arial"/>
+        </w:rPr>
         <w:t>Use neutral food language; no foods, bodies or families labelled good or bad.</w:t>
       </w:r>
     </w:p>
@@ -1112,16 +1472,27 @@
           <w:ilvl w:val="0"/>
           <w:numId w:val="12"/>
         </w:numPr>
+        <w:spacing w:after="80" w:line="250" w:lineRule="auto"/>
       </w:pPr>
       <w:r>
+        <w:rPr>
+          <w:rFonts w:ascii="Arial" w:hAnsi="Arial"/>
+        </w:rPr>
         <w:t>This is a scientific teaching model, not a diet plan; adults follow existing individual support plans.</w:t>
       </w:r>
     </w:p>
     <w:p>
       <w:pPr>
         <w:pStyle w:val="Heading1"/>
+        <w:pBdr>
+          <w:bottom w:val="single" w:sz="6" w:color="DCE7DD" w:space="4"/>
+        </w:pBdr>
+        <w:spacing w:after="80" w:line="250" w:lineRule="auto" w:before="140"/>
       </w:pPr>
       <w:r>
+        <w:rPr>
+          <w:rFonts w:ascii="Arial" w:hAnsi="Arial"/>
+        </w:rPr>
         <w:t>Access and offline alternatives</w:t>
       </w:r>
     </w:p>
@@ -1131,8 +1502,12 @@
           <w:ilvl w:val="0"/>
           <w:numId w:val="13"/>
         </w:numPr>
+        <w:spacing w:after="80" w:line="250" w:lineRule="auto"/>
       </w:pPr>
       <w:r>
+        <w:rPr>
+          <w:rFonts w:ascii="Arial" w:hAnsi="Arial"/>
+        </w:rPr>
         <w:t>Point or direct food cards to clearly worded groups with an adult reader.</w:t>
       </w:r>
     </w:p>
@@ -1142,8 +1517,12 @@
           <w:ilvl w:val="0"/>
           <w:numId w:val="13"/>
         </w:numPr>
+        <w:spacing w:after="80" w:line="250" w:lineRule="auto"/>
       </w:pPr>
       <w:r>
+        <w:rPr>
+          <w:rFonts w:ascii="Arial" w:hAnsi="Arial"/>
+        </w:rPr>
         <w:t>Sort eight foods and explain balance over a day/week.</w:t>
       </w:r>
     </w:p>
@@ -1153,8 +1532,12 @@
           <w:ilvl w:val="0"/>
           <w:numId w:val="13"/>
         </w:numPr>
+        <w:spacing w:after="80" w:line="250" w:lineRule="auto"/>
       </w:pPr>
       <w:r>
+        <w:rPr>
+          <w:rFonts w:ascii="Arial" w:hAnsi="Arial"/>
+        </w:rPr>
         <w:t>Justify a group-preserving swap and explain a limitation of the model.</w:t>
       </w:r>
     </w:p>
@@ -1164,77 +1547,126 @@
           <w:ilvl w:val="0"/>
           <w:numId w:val="13"/>
         </w:numPr>
+        <w:spacing w:after="80" w:line="250" w:lineRule="auto"/>
       </w:pPr>
       <w:r>
+        <w:rPr>
+          <w:rFonts w:ascii="Arial" w:hAnsi="Arial"/>
+        </w:rPr>
         <w:t>Adult receives one real pupil observation or access request, acts on a feasible change and explains limits. A learner can pass privately.</w:t>
       </w:r>
     </w:p>
     <w:p>
       <w:pPr>
         <w:pStyle w:val="Heading1"/>
+        <w:pBdr>
+          <w:bottom w:val="single" w:sz="6" w:color="DCE7DD" w:space="4"/>
+        </w:pBdr>
+        <w:spacing w:after="80" w:line="250" w:lineRule="auto" w:before="140"/>
       </w:pPr>
       <w:r>
+        <w:rPr>
+          <w:rFonts w:ascii="Arial" w:hAnsi="Arial"/>
+        </w:rPr>
         <w:t>Close and continue</w:t>
       </w:r>
     </w:p>
     <w:p>
+      <w:pPr>
+        <w:spacing w:after="80" w:line="250" w:lineRule="auto"/>
+      </w:pPr>
       <w:r>
+        <w:rPr>
+          <w:rFonts w:ascii="Arial" w:hAnsi="Arial"/>
+        </w:rPr>
         <w:t>Finish at 40 minutes. Keep named cards and records for Wednesday Week 6; do not start the workshop early.</w:t>
       </w:r>
     </w:p>
     <w:p>
       <w:pPr>
         <w:pStyle w:val="Heading1"/>
+        <w:pBdr>
+          <w:bottom w:val="single" w:sz="6" w:color="DCE7DD" w:space="4"/>
+        </w:pBdr>
+        <w:spacing w:after="80" w:line="250" w:lineRule="auto" w:before="140"/>
       </w:pPr>
       <w:r>
+        <w:rPr>
+          <w:rFonts w:ascii="Arial" w:hAnsi="Arial"/>
+        </w:rPr>
         <w:t>Source and revision</w:t>
       </w:r>
     </w:p>
     <w:p>
       <w:pPr>
         <w:pStyle w:val="Small"/>
+        <w:spacing w:after="80" w:line="250" w:lineRule="auto"/>
       </w:pPr>
       <w:r>
+        <w:rPr>
+          <w:rFonts w:ascii="Arial" w:hAnsi="Arial"/>
+        </w:rPr>
         <w:t>Repository: MattRoper1977/Lessons</w:t>
       </w:r>
     </w:p>
     <w:p>
       <w:pPr>
         <w:pStyle w:val="Small"/>
+        <w:spacing w:after="80" w:line="250" w:lineRule="auto"/>
       </w:pPr>
       <w:r>
+        <w:rPr>
+          <w:rFonts w:ascii="Arial" w:hAnsi="Arial"/>
+        </w:rPr>
         <w:t>Source path: Science_Teesside/Build/SCI_B_W6_Balanced_Plate.html</w:t>
       </w:r>
     </w:p>
     <w:p>
       <w:pPr>
         <w:pStyle w:val="Small"/>
+        <w:spacing w:after="80" w:line="250" w:lineRule="auto"/>
       </w:pPr>
       <w:r>
+        <w:rPr>
+          <w:rFonts w:ascii="Arial" w:hAnsi="Arial"/>
+        </w:rPr>
         <w:t>Source file Git blob: 186a497288fca4483f58539306d07e5a12d7d819</w:t>
       </w:r>
     </w:p>
     <w:p>
       <w:pPr>
         <w:pStyle w:val="Small"/>
+        <w:spacing w:after="80" w:line="250" w:lineRule="auto"/>
       </w:pPr>
       <w:r>
+        <w:rPr>
+          <w:rFonts w:ascii="Arial" w:hAnsi="Arial"/>
+        </w:rPr>
         <w:t>Current source link (mutable): https://github.com/MattRoper1977/Lessons/blob/main/Science_Teesside/Build/SCI_B_W6_Balanced_Plate.html</w:t>
       </w:r>
     </w:p>
     <w:p>
       <w:pPr>
         <w:pStyle w:val="Small"/>
+        <w:spacing w:after="80" w:line="250" w:lineRule="auto"/>
       </w:pPr>
       <w:r>
+        <w:rPr>
+          <w:rFonts w:ascii="Arial" w:hAnsi="Arial"/>
+        </w:rPr>
         <w:t>Document revision: 2026-09-06</w:t>
       </w:r>
     </w:p>
     <w:p>
       <w:pPr>
         <w:pStyle w:val="Heading2"/>
+        <w:spacing w:after="80" w:line="250" w:lineRule="auto"/>
       </w:pPr>
       <w:r>
+        <w:rPr>
+          <w:rFonts w:ascii="Arial" w:hAnsi="Arial"/>
+          <w:color w:val="152B3A"/>
+        </w:rPr>
         <w:t>Uploaded supporting sources</w:t>
       </w:r>
     </w:p>
@@ -1244,16 +1676,25 @@
           <w:ilvl w:val="0"/>
           <w:numId w:val="14"/>
         </w:numPr>
+        <w:spacing w:after="80" w:line="250" w:lineRule="auto"/>
       </w:pPr>
       <w:r>
+        <w:rPr>
+          <w:rFonts w:ascii="Arial" w:hAnsi="Arial"/>
+        </w:rPr>
         <w:t>White Rose Education, Year 3 Autumn Block 3 (2024): Nutrition and diet, steps 1-4, including Balanced diets and Compare diets. Original teaching models follow current website safeguards and NHS Eatwell grouping; no publisher slide/media copied.</w:t>
       </w:r>
     </w:p>
     <w:p>
       <w:pPr>
         <w:pStyle w:val="Heading2"/>
+        <w:spacing w:after="80" w:line="250" w:lineRule="auto"/>
       </w:pPr>
       <w:r>
+        <w:rPr>
+          <w:rFonts w:ascii="Arial" w:hAnsi="Arial"/>
+          <w:color w:val="152B3A"/>
+        </w:rPr>
         <w:t>Recorded conversion changes</w:t>
       </w:r>
     </w:p>
@@ -1263,8 +1704,12 @@
           <w:ilvl w:val="0"/>
           <w:numId w:val="15"/>
         </w:numPr>
+        <w:spacing w:after="80" w:line="250" w:lineRule="auto"/>
       </w:pPr>
       <w:r>
+        <w:rPr>
+          <w:rFonts w:ascii="Arial" w:hAnsi="Arial"/>
+        </w:rPr>
         <w:t>Original editable classroom text, scientific diagrams and pupil tasks follow the current weekly HTML, not the older retained A/B teaching version.</w:t>
       </w:r>
     </w:p>
@@ -1274,8 +1719,12 @@
           <w:ilvl w:val="0"/>
           <w:numId w:val="15"/>
         </w:numPr>
+        <w:spacing w:after="80" w:line="250" w:lineRule="auto"/>
       </w:pPr>
       <w:r>
+        <w:rPr>
+          <w:rFonts w:ascii="Arial" w:hAnsi="Arial"/>
+        </w:rPr>
         <w:t>White Rose uploads inform concepts and task choices; no publisher-owned slide, photograph, worksheet page or video is redistributed in these public files.</w:t>
       </w:r>
     </w:p>
@@ -1285,8 +1734,12 @@
           <w:ilvl w:val="0"/>
           <w:numId w:val="15"/>
         </w:numPr>
+        <w:spacing w:after="80" w:line="250" w:lineRule="auto"/>
       </w:pPr>
       <w:r>
+        <w:rPr>
+          <w:rFonts w:ascii="Arial" w:hAnsi="Arial"/>
+        </w:rPr>
         <w:t>Website animations and drag-and-drop controls become teacher-led reveals, movable paper labels and accessible spoken/drawn responses. No internet connection or video is needed.</w:t>
       </w:r>
     </w:p>
@@ -1296,8 +1749,12 @@
           <w:ilvl w:val="0"/>
           <w:numId w:val="15"/>
         </w:numPr>
+        <w:spacing w:after="80" w:line="250" w:lineRule="auto"/>
       </w:pPr>
       <w:r>
+        <w:rPr>
+          <w:rFonts w:ascii="Arial" w:hAnsi="Arial"/>
+        </w:rPr>
         <w:t>Autumn 1 Weeks 1-2 were baseline assessment. This is a Weeks 3-7 teaching pack, not a claim that baseline assessments or the separate Week 8 enrichment are included.</w:t>
       </w:r>
     </w:p>
@@ -1307,8 +1764,12 @@
           <w:ilvl w:val="0"/>
           <w:numId w:val="15"/>
         </w:numPr>
+        <w:spacing w:after="80" w:line="250" w:lineRule="auto"/>
       </w:pPr>
       <w:r>
+        <w:rPr>
+          <w:rFonts w:ascii="Arial" w:hAnsi="Arial"/>
+        </w:rPr>
         <w:t>Five broad Eatwell groups are used consistently. Uploaded source’s alternative labels are not copied where they differ from the current accepted website/NHS grouping.</w:t>
       </w:r>
     </w:p>
@@ -1331,6 +1792,11 @@
       <w:pStyle w:val="Small"/>
     </w:pPr>
     <w:r>
+      <w:rPr>
+        <w:rFonts w:ascii="Arial" w:hAnsi="Arial"/>
+        <w:color w:val="54656C"/>
+        <w:sz w:val="17"/>
+      </w:rPr>
       <w:t xml:space="preserve">Autumn 1 · Week 6 · Lesson A  |  Teacher materials  |  </w:t>
     </w:r>
     <w:fldSimple w:instr="PAGE"/>
@@ -1343,8 +1809,14 @@
   <w:p>
     <w:pPr>
       <w:pStyle w:val="Kicker"/>
+      <w:pBdr>
+        <w:bottom w:val="single" w:sz="8" w:color="DCE7DD" w:space="5"/>
+      </w:pBdr>
     </w:pPr>
     <w:r>
+      <w:rPr>
+        <w:rFonts w:ascii="Arial" w:hAnsi="Arial"/>
+      </w:rPr>
       <w:drawing>
         <wp:inline xmlns:a="http://schemas.openxmlformats.org/drawingml/2006/main" xmlns:pic="http://schemas.openxmlformats.org/drawingml/2006/picture">
           <wp:extent cx="270000" cy="270000"/>
@@ -1379,6 +1851,9 @@
       </w:drawing>
     </w:r>
     <w:r>
+      <w:rPr>
+        <w:rFonts w:ascii="Arial" w:hAnsi="Arial"/>
+      </w:rPr>
       <w:t xml:space="preserve">  MADE BY MATT  /  BUILD SCIENCE</w:t>
     </w:r>
   </w:p>
@@ -1851,12 +2326,13 @@
     <w:qFormat/>
     <w:rsid w:val="00FC693F"/>
     <w:pPr>
-      <w:spacing w:before="0" w:after="120" w:line="250" w:lineRule="auto"/>
+      <w:widowControl/>
+      <w:spacing w:before="0" w:after="120" w:line="257" w:lineRule="auto"/>
     </w:pPr>
     <w:rPr>
       <w:rFonts w:ascii="Arial" w:hAnsi="Arial" w:eastAsia="Arial" w:cs="Arial"/>
       <w:b w:val="0"/>
-      <w:color w:val="25343E"/>
+      <w:color w:val="152B3A"/>
       <w:sz w:val="22"/>
     </w:rPr>
   </w:style>
@@ -1915,15 +2391,16 @@
     <w:pPr>
       <w:keepNext/>
       <w:keepLines/>
-      <w:spacing w:before="220" w:after="120" w:line="250" w:lineRule="auto"/>
+      <w:widowControl/>
+      <w:spacing w:before="200" w:after="120" w:line="254" w:lineRule="auto"/>
       <w:outlineLvl w:val="0"/>
     </w:pPr>
     <w:rPr>
       <w:rFonts w:ascii="Arial" w:hAnsi="Arial" w:eastAsia="Arial" w:cs="Arial"/>
       <w:b/>
       <w:bCs/>
-      <w:color w:val="28675C"/>
-      <w:sz w:val="32"/>
+      <w:color w:val="28685E"/>
+      <w:sz w:val="30"/>
       <w:szCs w:val="28"/>
     </w:rPr>
   </w:style>
@@ -1939,14 +2416,15 @@
     <w:pPr>
       <w:keepNext/>
       <w:keepLines/>
-      <w:spacing w:before="140" w:after="120" w:line="250" w:lineRule="auto"/>
+      <w:widowControl/>
+      <w:spacing w:before="140" w:after="80" w:line="254" w:lineRule="auto"/>
       <w:outlineLvl w:val="1"/>
     </w:pPr>
     <w:rPr>
       <w:rFonts w:ascii="Arial" w:hAnsi="Arial" w:eastAsia="Arial" w:cs="Arial"/>
       <w:b/>
       <w:bCs/>
-      <w:color w:val="173348"/>
+      <w:color w:val="152B3A"/>
       <w:sz w:val="24"/>
       <w:szCs w:val="26"/>
     </w:rPr>
@@ -2202,13 +2680,14 @@
     <w:rsid w:val="00FC693F"/>
     <w:pPr>
       <w:keepNext/>
-      <w:spacing w:after="120" w:line="250" w:lineRule="auto" w:before="0"/>
+      <w:widowControl/>
+      <w:spacing w:after="140" w:line="250" w:lineRule="auto" w:before="0"/>
       <w:contextualSpacing/>
     </w:pPr>
     <w:rPr>
       <w:rFonts w:ascii="Arial" w:hAnsi="Arial" w:eastAsia="Arial" w:cs="Arial"/>
-      <w:b w:val="0"/>
-      <w:color w:val="173348"/>
+      <w:b/>
+      <w:color w:val="152B3A"/>
       <w:spacing w:val="5"/>
       <w:kern w:val="28"/>
       <w:sz w:val="48"/>
@@ -2240,19 +2719,20 @@
     <w:rsid w:val="00FC693F"/>
     <w:pPr>
       <w:keepNext/>
+      <w:widowControl/>
       <w:numPr>
         <w:ilvl w:val="1"/>
       </w:numPr>
-      <w:spacing w:before="0" w:after="120" w:line="250" w:lineRule="auto"/>
+      <w:spacing w:before="0" w:after="200" w:line="252" w:lineRule="auto"/>
     </w:pPr>
     <w:rPr>
       <w:rFonts w:ascii="Arial" w:hAnsi="Arial" w:eastAsia="Arial" w:cs="Arial"/>
       <w:b w:val="0"/>
-      <w:i/>
+      <w:i w:val="0"/>
       <w:iCs/>
-      <w:color w:val="53626A"/>
+      <w:color w:val="54656C"/>
       <w:spacing w:val="15"/>
-      <w:sz w:val="24"/>
+      <w:sz w:val="22"/>
       <w:szCs w:val="24"/>
     </w:rPr>
   </w:style>
@@ -13547,48 +14027,53 @@
   <w:style w:type="paragraph" w:customStyle="1" w:styleId="Kicker">
     <w:name w:val="Kicker"/>
     <w:pPr>
-      <w:spacing w:before="0" w:after="120" w:line="250" w:lineRule="auto"/>
+      <w:keepNext/>
+      <w:widowControl/>
+      <w:spacing w:before="0" w:after="140" w:line="250" w:lineRule="auto"/>
     </w:pPr>
     <w:rPr>
       <w:rFonts w:ascii="Arial" w:hAnsi="Arial" w:eastAsia="Arial" w:cs="Arial"/>
       <w:b/>
-      <w:color w:val="28675C"/>
+      <w:color w:val="28685E"/>
       <w:sz w:val="18"/>
     </w:rPr>
   </w:style>
   <w:style w:type="paragraph" w:customStyle="1" w:styleId="Small">
     <w:name w:val="Small"/>
     <w:pPr>
-      <w:spacing w:before="0" w:after="120" w:line="250" w:lineRule="auto"/>
+      <w:widowControl/>
+      <w:spacing w:before="0" w:after="120" w:line="254" w:lineRule="auto"/>
     </w:pPr>
     <w:rPr>
       <w:rFonts w:ascii="Arial" w:hAnsi="Arial" w:eastAsia="Arial" w:cs="Arial"/>
       <w:b w:val="0"/>
-      <w:color w:val="53626A"/>
+      <w:color w:val="54656C"/>
       <w:sz w:val="18"/>
     </w:rPr>
   </w:style>
   <w:style w:type="paragraph" w:customStyle="1" w:styleId="ResponseLine">
     <w:name w:val="ResponseLine"/>
     <w:pPr>
-      <w:spacing w:before="0" w:after="0" w:line="440" w:lineRule="exact"/>
+      <w:widowControl/>
+      <w:spacing w:before="0" w:after="0" w:line="480" w:lineRule="exact"/>
     </w:pPr>
     <w:rPr>
       <w:rFonts w:ascii="Arial" w:hAnsi="Arial" w:eastAsia="Arial" w:cs="Arial"/>
       <w:b w:val="0"/>
-      <w:color w:val="25343E"/>
+      <w:color w:val="152B3A"/>
       <w:sz w:val="24"/>
     </w:rPr>
   </w:style>
   <w:style w:type="paragraph" w:customStyle="1" w:styleId="Callout">
     <w:name w:val="Callout"/>
     <w:pPr>
-      <w:spacing w:before="120" w:after="160" w:line="250" w:lineRule="auto"/>
+      <w:widowControl/>
+      <w:spacing w:before="120" w:after="180" w:line="254" w:lineRule="auto"/>
     </w:pPr>
     <w:rPr>
       <w:rFonts w:ascii="Arial" w:hAnsi="Arial" w:eastAsia="Arial" w:cs="Arial"/>
       <w:b w:val="0"/>
-      <w:color w:val="25343E"/>
+      <w:color w:val="152B3A"/>
       <w:sz w:val="22"/>
     </w:rPr>
   </w:style>
